--- a/src/memoriales/templates/aportando-291-y-292.docx
+++ b/src/memoriales/templates/aportando-291-y-292.docx
@@ -459,7 +459,7 @@
           <w:szCs w:val="22"/>
           <w:lang w:val="es-ES"/>
         </w:rPr>
-        <w:t>EXP: {{ radicado.año }} - {{ radicado.numero }}</w:t>
+        <w:t>EXP. {{ radicado.año }} - {{ radicado.numero }}</w:t>
       </w:r>
     </w:p>
     <w:p>
@@ -1110,7 +1110,7 @@
       <mc:AlternateContent>
         <mc:Choice Requires="wps">
           <w:drawing>
-            <wp:anchor distT="0" distB="0" distL="0" distR="0" simplePos="0" relativeHeight="4" behindDoc="1" locked="0" layoutInCell="1" allowOverlap="1" wp14:anchorId="7223C414">
+            <wp:anchor distT="0" distB="0" distL="0" distR="0" simplePos="0" relativeHeight="2" behindDoc="1" locked="0" layoutInCell="1" allowOverlap="1" wp14:anchorId="7223C414">
               <wp:simplePos x="0" y="0"/>
               <wp:positionH relativeFrom="column">
                 <wp:posOffset>6350</wp:posOffset>
@@ -1217,7 +1217,7 @@
     </w:pPr>
     <w:r>
       <w:drawing>
-        <wp:anchor distT="0" distB="0" distL="0" distR="0" simplePos="0" relativeHeight="5" behindDoc="1" locked="0" layoutInCell="1" allowOverlap="1">
+        <wp:anchor distT="0" distB="0" distL="0" distR="0" simplePos="0" relativeHeight="3" behindDoc="1" locked="0" layoutInCell="1" allowOverlap="1">
           <wp:simplePos x="0" y="0"/>
           <wp:positionH relativeFrom="column">
             <wp:posOffset>1496060</wp:posOffset>
@@ -1415,7 +1415,7 @@
       <mc:AlternateContent>
         <mc:Choice Requires="wps">
           <w:drawing>
-            <wp:anchor distT="0" distB="0" distL="0" distR="0" simplePos="0" relativeHeight="4" behindDoc="1" locked="0" layoutInCell="1" allowOverlap="1" wp14:anchorId="7223C414">
+            <wp:anchor distT="0" distB="0" distL="0" distR="0" simplePos="0" relativeHeight="2" behindDoc="1" locked="0" layoutInCell="1" allowOverlap="1" wp14:anchorId="7223C414">
               <wp:simplePos x="0" y="0"/>
               <wp:positionH relativeFrom="column">
                 <wp:posOffset>6350</wp:posOffset>
@@ -1503,7 +1503,7 @@
     </w:pPr>
     <w:r>
       <w:drawing>
-        <wp:anchor distT="0" distB="0" distL="0" distR="0" simplePos="0" relativeHeight="5" behindDoc="1" locked="0" layoutInCell="1" allowOverlap="1">
+        <wp:anchor distT="0" distB="0" distL="0" distR="0" simplePos="0" relativeHeight="3" behindDoc="1" locked="0" layoutInCell="1" allowOverlap="1">
           <wp:simplePos x="0" y="0"/>
           <wp:positionH relativeFrom="column">
             <wp:posOffset>1496060</wp:posOffset>
